--- a/products-storage/00-free-ks-bez-vozvrata/01-proverochnyy-list-komplekta-ks.docx
+++ b/products-storage/00-free-ks-bez-vozvrata/01-proverochnyy-list-komplekta-ks.docx
@@ -1109,12 +1109,12 @@
     </w:p>
     <w:p>
       <w:r>
-        <w:t>Полный комплект 'КС без возврата' включает: расширенный проверочный лист с автоматическими проверками, шаблоны протоколов внутренней проверки, типовые ответы на замечания, журнал передачи с отслеживанием статуса.</w:t>
+        <w:t>Комплект «КС-2 без возврата: сдайте с первой попытки» включает: расширенный проверочный лист с автоматическими проверками, шаблоны протоколов внутренней проверки, типовые ответы на замечания, журнал передачи с отслеживанием статуса.</w:t>
         <w:br/>
         <w:br/>
-        <w:t>Стоимость: 12 900 - 16 900 ₽</w:t>
+        <w:t>Стоимость: 1 990 ₽</w:t>
         <w:br/>
-        <w:t>Ссылка: [здесь будет ссылка на платный продукт]</w:t>
+        <w:t>Страница комплекта: https://marzhavbetone.ru/products/p3-shablony-ks2-ks3.html</w:t>
       </w:r>
     </w:p>
     <w:sectPr>

--- a/products-storage/00-free-ks-bez-vozvrata/01-proverochnyy-list-komplekta-ks.docx
+++ b/products-storage/00-free-ks-bez-vozvrata/01-proverochnyy-list-komplekta-ks.docx
@@ -1054,67 +1054,23 @@
     <w:p>
       <w:pPr>
         <w:pStyle w:val="Heading1"/>
-      </w:pPr>
-      <w:r>
-        <w:t>⚠️ Что этот материал НЕ закрывает</w:t>
-      </w:r>
-    </w:p>
-    <w:p>
-      <w:pPr>
-        <w:pStyle w:val="ListBullet"/>
-      </w:pPr>
-      <w:r>
-        <w:t>Проверка на соответствие ГОСТ, СНиП, СП (требует технического эксперта)</w:t>
-      </w:r>
-    </w:p>
-    <w:p>
-      <w:pPr>
-        <w:pStyle w:val="ListBullet"/>
-      </w:pPr>
-      <w:r>
-        <w:t>Согласование исполнительных схем с проектной документацией</w:t>
-      </w:r>
-    </w:p>
-    <w:p>
-      <w:pPr>
-        <w:pStyle w:val="ListBullet"/>
-      </w:pPr>
-      <w:r>
-        <w:t>Работа с замечаниями заказчика после возврата КС</w:t>
-      </w:r>
-    </w:p>
-    <w:p>
-      <w:pPr>
-        <w:pStyle w:val="ListBullet"/>
-      </w:pPr>
-      <w:r>
-        <w:t>Ведение полного журнала передачи комплекта КС</w:t>
-      </w:r>
-    </w:p>
-    <w:p>
-      <w:pPr>
-        <w:pStyle w:val="ListBullet"/>
-      </w:pPr>
-      <w:r>
-        <w:t>Юридическая экспертиза договора на предмет формы КС</w:t>
-      </w:r>
-    </w:p>
-    <w:p>
-      <w:pPr>
-        <w:pStyle w:val="Heading1"/>
+        <w:keepNext/>
       </w:pPr>
       <w:r>
         <w:t>🔗 Переход к полному комплекту</w:t>
       </w:r>
     </w:p>
     <w:p>
+      <w:pPr>
+        <w:keepLines/>
+      </w:pPr>
       <w:r>
         <w:t>Комплект «КС-2 без возврата: сдайте с первой попытки» включает: расширенный проверочный лист с автоматическими проверками, шаблоны протоколов внутренней проверки, типовые ответы на замечания, журнал передачи с отслеживанием статуса.</w:t>
         <w:br/>
         <w:br/>
-        <w:t>Стоимость: 1 990 ₽</w:t>
+        <w:t>Стоимость: 17 900 ₽</w:t>
         <w:br/>
-        <w:t>Страница комплекта: https://marzhavbetone.ru/products/p3-shablony-ks2-ks3.html</w:t>
+        <w:t>Страница комплекта: https://nastoronepodryadchika.ru/products/p3-shablony-ks2-ks3.html</w:t>
       </w:r>
     </w:p>
     <w:sectPr>
